--- a/docs/Platform_Admin_Manual.docx
+++ b/docs/Platform_Admin_Manual.docx
@@ -757,7 +757,7 @@
           <w:sz w:val="24"/>
           <w:szCs w:val="24"/>
         </w:rPr>
-        <w:t xml:space="preserve">Create firmware/ClassAttendance_Current_RTC/secrets.h (this file is gitignored). It must define:</w:t>
+        <w:t xml:space="preserve">Create firmware/ClassAttendance_Current_RTC/secrets.h (this file is gitignored, copy secrets.example.h as a starting point). It must define:</w:t>
       </w:r>
     </w:p>
     <w:p>
@@ -772,9 +772,7 @@
           <w:sz w:val="20"/>
           <w:szCs w:val="20"/>
         </w:rPr>
-        <w:t xml:space="preserve">#define BOOTSTRAP_SECRET "your_bootstrap_secret_here"
-#define WIFI_SSID "your_wifi_ssid"
-#define WIFI_PASSWORD "your_wifi_password"</w:t>
+        <w:t xml:space="preserve">#define BOOTSTRAP_SECRET "your_bootstrap_secret_here"</w:t>
       </w:r>
     </w:p>
     <w:p>
@@ -795,6 +793,48 @@
           <w:szCs w:val="22"/>
         </w:rPr>
         <w:t xml:space="preserve">BOOTSTRAP_SECRET must match the BOOTSTRAP_SECRET environment variable set in your Supabase edge functions.</w:t>
+      </w:r>
+    </w:p>
+    <w:p>
+      <w:pPr>
+        <w:spacing w:after="120"/>
+      </w:pPr>
+      <w:r>
+        <w:t xml:space="preserve"/>
+      </w:r>
+    </w:p>
+    <w:p>
+      <w:pPr>
+        <w:spacing w:after="120"/>
+      </w:pPr>
+      <w:r>
+        <w:rPr>
+          <w:rFonts w:ascii="Arial" w:cs="Arial" w:eastAsia="Arial" w:hAnsi="Arial"/>
+          <w:color w:val="444444"/>
+          <w:sz w:val="24"/>
+          <w:szCs w:val="24"/>
+        </w:rPr>
+        <w:t xml:space="preserve">There is no WIFI_SSID/WIFI_PASSWORD compile-time constant — WiFi credentials are never baked into firmware. A device gets WiFi at runtime through its own captive portal: on a factory-fresh boot (no /wifi_creds.json in SPIFFS yet) it broadcasts an Attendance-Setup access point (password setup1234) with a setup page at 192.168.4.1, and whoever is on-site enters the real WiFi SSID/password there. This means you do not need to know a client’s WiFi credentials to build or flash their device — see docs/Super_Admin_Manual.docx §4.4 for the on-site steps.</w:t>
+      </w:r>
+    </w:p>
+    <w:p>
+      <w:pPr>
+        <w:pBdr>
+          <w:left w:val="single" w:color="2E75B6" w:sz="12" w:space="8"/>
+        </w:pBdr>
+        <w:spacing w:after="120"/>
+        <w:ind w:left="360"/>
+      </w:pPr>
+      <w:r>
+        <w:rPr>
+          <w:rFonts w:ascii="Arial" w:cs="Arial" w:eastAsia="Arial" w:hAnsi="Arial"/>
+          <w:i/>
+          <w:iCs/>
+          <w:color w:val="555555"/>
+          <w:sz w:val="22"/>
+          <w:szCs w:val="22"/>
+        </w:rPr>
+        <w:t xml:space="preserve">The portal only reopens on its own on that very first boot. After WiFi has been set once, the only way to reopen it in the field is a pre-enrolled master fingerprint (docs/Super_Admin_Manual.docx §4.5–4.6). If a client’s WiFi changes and no master finger was enrolled in advance, there is no in-field recovery — the device has to be physically reflashed.</w:t>
       </w:r>
     </w:p>
     <w:p>
